--- a/fuentes/CFA2_92320029_DU.docx
+++ b/fuentes/CFA2_92320029_DU.docx
@@ -7976,6 +7976,7 @@
               </w:rPr>
             </w:pPr>
             <w:r>
+              <w:lastRenderedPageBreak/>
               <w:t xml:space="preserve">Control de </w:t>
             </w:r>
             <w:r>
@@ -9287,6 +9288,7 @@
               </w:rPr>
             </w:pPr>
             <w:r>
+              <w:lastRenderedPageBreak/>
               <w:t>Control de proveedores.</w:t>
             </w:r>
           </w:p>
@@ -9431,6 +9433,7 @@
               </w:rPr>
             </w:pPr>
             <w:r>
+              <w:lastRenderedPageBreak/>
               <w:t>Capacitación del personal.</w:t>
             </w:r>
           </w:p>
@@ -14522,7 +14525,7 @@
               </w:rPr>
             </w:pPr>
             <w:r>
-              <w:t>Dirección General</w:t>
+              <w:t>Centro Agroturístico - Regional Santander</w:t>
             </w:r>
           </w:p>
         </w:tc>
@@ -15375,6 +15378,7 @@
         <w:docPartUnique/>
       </w:docPartObj>
     </w:sdtPr>
+    <w:sdtEndPr/>
     <w:sdtContent>
       <w:p>
         <w:pPr>
@@ -15511,6 +15515,7 @@
         <w:docPartUnique/>
       </w:docPartObj>
     </w:sdtPr>
+    <w:sdtEndPr/>
     <w:sdtContent>
       <w:p>
         <w:pPr>
@@ -24053,10 +24058,6 @@
 </file>
 
 <file path=customXml/item1.xml><?xml version="1.0" encoding="utf-8"?>
-<b:Sources xmlns:b="http://schemas.openxmlformats.org/officeDocument/2006/bibliography" xmlns="http://schemas.openxmlformats.org/officeDocument/2006/bibliography" SelectedStyle="\APASixthEditionOfficeOnline.xsl" StyleName="APA" Version="6"/>
-</file>
-
-<file path=customXml/item2.xml><?xml version="1.0" encoding="utf-8"?>
 <p:properties xmlns:p="http://schemas.microsoft.com/office/2006/metadata/properties" xmlns:xsi="http://www.w3.org/2001/XMLSchema-instance" xmlns:pc="http://schemas.microsoft.com/office/infopath/2007/PartnerControls">
   <documentManagement>
     <TaxCatchAll xmlns="13c90a0b-73bc-4dc0-be5f-28d77b615beb" xsi:nil="true"/>
@@ -24067,7 +24068,20 @@
 </p:properties>
 </file>
 
+<file path=customXml/item2.xml><?xml version="1.0" encoding="utf-8"?>
+<b:Sources xmlns:b="http://schemas.openxmlformats.org/officeDocument/2006/bibliography" xmlns="http://schemas.openxmlformats.org/officeDocument/2006/bibliography" SelectedStyle="\APASixthEditionOfficeOnline.xsl" StyleName="APA" Version="6"/>
+</file>
+
 <file path=customXml/item3.xml><?xml version="1.0" encoding="utf-8"?>
+<?mso-contentType ?>
+<FormTemplates xmlns="http://schemas.microsoft.com/sharepoint/v3/contenttype/forms">
+  <Display>DocumentLibraryForm</Display>
+  <Edit>DocumentLibraryForm</Edit>
+  <New>DocumentLibraryForm</New>
+</FormTemplates>
+</file>
+
+<file path=customXml/item4.xml><?xml version="1.0" encoding="utf-8"?>
 <ct:contentTypeSchema xmlns:ct="http://schemas.microsoft.com/office/2006/metadata/contentType" xmlns:ma="http://schemas.microsoft.com/office/2006/metadata/properties/metaAttributes" ct:_="" ma:_="" ma:contentTypeName="Documento" ma:contentTypeID="0x0101006A81D6BD42E8DF4C91013959704817E1" ma:contentTypeVersion="15" ma:contentTypeDescription="Crear nuevo documento." ma:contentTypeScope="" ma:versionID="bf4f72ffd194f0963ff564daca6869f7">
   <xsd:schema xmlns:xsd="http://www.w3.org/2001/XMLSchema" xmlns:xs="http://www.w3.org/2001/XMLSchema" xmlns:p="http://schemas.microsoft.com/office/2006/metadata/properties" xmlns:ns2="13c90a0b-73bc-4dc0-be5f-28d77b615beb" xmlns:ns3="13c93bba-48ce-428c-bfe5-88b42c19b028" targetNamespace="http://schemas.microsoft.com/office/2006/metadata/properties" ma:root="true" ma:fieldsID="8718d6f4873a5b1392a45044efa78385" ns2:_="" ns3:_="">
     <xsd:import namespace="13c90a0b-73bc-4dc0-be5f-28d77b615beb"/>
@@ -24302,24 +24316,7 @@
 </ct:contentTypeSchema>
 </file>
 
-<file path=customXml/item4.xml><?xml version="1.0" encoding="utf-8"?>
-<?mso-contentType ?>
-<FormTemplates xmlns="http://schemas.microsoft.com/sharepoint/v3/contenttype/forms">
-  <Display>DocumentLibraryForm</Display>
-  <Edit>DocumentLibraryForm</Edit>
-  <New>DocumentLibraryForm</New>
-</FormTemplates>
-</file>
-
 <file path=customXml/itemProps1.xml><?xml version="1.0" encoding="utf-8"?>
-<ds:datastoreItem xmlns:ds="http://schemas.openxmlformats.org/officeDocument/2006/customXml" ds:itemID="{E8AB44A3-7C62-4BD2-82ED-8ABC209970FA}">
-  <ds:schemaRefs>
-    <ds:schemaRef ds:uri="http://schemas.openxmlformats.org/officeDocument/2006/bibliography"/>
-  </ds:schemaRefs>
-</ds:datastoreItem>
-</file>
-
-<file path=customXml/itemProps2.xml><?xml version="1.0" encoding="utf-8"?>
 <ds:datastoreItem xmlns:ds="http://schemas.openxmlformats.org/officeDocument/2006/customXml" ds:itemID="{1145D752-ACC1-45E1-AB53-0C756F67FC7F}">
   <ds:schemaRefs>
     <ds:schemaRef ds:uri="http://schemas.microsoft.com/office/2006/metadata/properties"/>
@@ -24330,14 +24327,22 @@
 </ds:datastoreItem>
 </file>
 
-<file path=customXml/itemProps3.xml><?xml version="1.0" encoding="utf-8"?>
-<ds:datastoreItem xmlns:ds="http://schemas.openxmlformats.org/officeDocument/2006/customXml" ds:itemID="{2657C314-9419-458C-95F9-641BFDC8848E}"/>
+<file path=customXml/itemProps2.xml><?xml version="1.0" encoding="utf-8"?>
+<ds:datastoreItem xmlns:ds="http://schemas.openxmlformats.org/officeDocument/2006/customXml" ds:itemID="{E8AB44A3-7C62-4BD2-82ED-8ABC209970FA}">
+  <ds:schemaRefs>
+    <ds:schemaRef ds:uri="http://schemas.openxmlformats.org/officeDocument/2006/bibliography"/>
+  </ds:schemaRefs>
+</ds:datastoreItem>
 </file>
 
-<file path=customXml/itemProps4.xml><?xml version="1.0" encoding="utf-8"?>
+<file path=customXml/itemProps3.xml><?xml version="1.0" encoding="utf-8"?>
 <ds:datastoreItem xmlns:ds="http://schemas.openxmlformats.org/officeDocument/2006/customXml" ds:itemID="{81CBDEC1-3B00-44ED-AD36-0268077980BA}">
   <ds:schemaRefs>
     <ds:schemaRef ds:uri="http://schemas.microsoft.com/sharepoint/v3/contenttype/forms"/>
   </ds:schemaRefs>
 </ds:datastoreItem>
+</file>
+
+<file path=customXml/itemProps4.xml><?xml version="1.0" encoding="utf-8"?>
+<ds:datastoreItem xmlns:ds="http://schemas.openxmlformats.org/officeDocument/2006/customXml" ds:itemID="{BFB8F5CD-7BA7-4089-A58A-76C72A17649C}"/>
 </file>